--- a/pr-preview/pr-429/estimation-handout.docx
+++ b/pr-preview/pr-429/estimation-handout.docx
@@ -15,7 +15,7 @@
         <w:pStyle w:val="Date"/>
       </w:pPr>
       <w:r>
-        <w:t xml:space="preserve">Last modified: 2026-10-22 12:34:18 (PDT)</w:t>
+        <w:t xml:space="preserve">Last modified: 2026-10-22 13:40:01 (PDT)</w:t>
       </w:r>
     </w:p>
     <w:bookmarkStart w:id="15" w:name="scientific-models"/>

--- a/pr-preview/pr-429/estimation-handout.docx
+++ b/pr-preview/pr-429/estimation-handout.docx
@@ -15,7 +15,7 @@
         <w:pStyle w:val="Date"/>
       </w:pPr>
       <w:r>
-        <w:t xml:space="preserve">Last modified: 2026-10-22 13:40:01 (PDT)</w:t>
+        <w:t xml:space="preserve">Last modified: 2026-10-22 15:45:15 (PDT)</w:t>
       </w:r>
     </w:p>
     <w:bookmarkStart w:id="15" w:name="scientific-models"/>
@@ -3328,6 +3328,7 @@
       <m:oMath>
         <m:r>
           <m:rPr>
+            <m:scr m:val="double-struck"/>
             <m:sty m:val="p"/>
           </m:rPr>
           <m:t>E</m:t>
@@ -4688,6 +4689,7 @@
           </m:limUpp>
           <m:r>
             <m:rPr>
+              <m:scr m:val="double-struck"/>
               <m:sty m:val="p"/>
             </m:rPr>
             <m:t>E</m:t>
@@ -4887,6 +4889,7 @@
       <m:oMath>
         <m:r>
           <m:rPr>
+            <m:scr m:val="double-struck"/>
             <m:sty m:val="p"/>
           </m:rPr>
           <m:t>E</m:t>
@@ -5020,6 +5023,7 @@
               </m:limUpp>
               <m:r>
                 <m:rPr>
+                  <m:scr m:val="double-struck"/>
                   <m:sty m:val="p"/>
                 </m:rPr>
                 <m:t>E</m:t>
@@ -5095,6 +5099,7 @@
               </m:r>
               <m:r>
                 <m:rPr>
+                  <m:scr m:val="double-struck"/>
                   <m:sty m:val="p"/>
                 </m:rPr>
                 <m:t>E</m:t>
@@ -5160,6 +5165,7 @@
               </m:r>
               <m:r>
                 <m:rPr>
+                  <m:scr m:val="double-struck"/>
                   <m:sty m:val="p"/>
                 </m:rPr>
                 <m:t>E</m:t>
@@ -5198,6 +5204,7 @@
               </m:r>
               <m:r>
                 <m:rPr>
+                  <m:scr m:val="double-struck"/>
                   <m:sty m:val="p"/>
                 </m:rPr>
                 <m:t>E</m:t>
@@ -5247,6 +5254,7 @@
               </m:r>
               <m:r>
                 <m:rPr>
+                  <m:scr m:val="double-struck"/>
                   <m:sty m:val="p"/>
                 </m:rPr>
                 <m:t>E</m:t>
@@ -5377,6 +5385,7 @@
           </m:r>
           <m:r>
             <m:rPr>
+              <m:scr m:val="double-struck"/>
               <m:sty m:val="p"/>
             </m:rPr>
             <m:t>E</m:t>
@@ -5529,6 +5538,7 @@
       <m:oMath>
         <m:r>
           <m:rPr>
+            <m:scr m:val="double-struck"/>
             <m:sty m:val="p"/>
           </m:rPr>
           <m:t>E</m:t>
@@ -5696,6 +5706,7 @@
               </m:r>
               <m:r>
                 <m:rPr>
+                  <m:scr m:val="double-struck"/>
                   <m:sty m:val="p"/>
                 </m:rPr>
                 <m:t>E</m:t>
@@ -5761,6 +5772,7 @@
               </m:r>
               <m:r>
                 <m:rPr>
+                  <m:scr m:val="double-struck"/>
                   <m:sty m:val="p"/>
                 </m:rPr>
                 <m:t>E</m:t>
@@ -5904,6 +5916,7 @@
               </m:f>
               <m:r>
                 <m:rPr>
+                  <m:scr m:val="double-struck"/>
                   <m:sty m:val="p"/>
                 </m:rPr>
                 <m:t>E</m:t>
@@ -6064,6 +6077,7 @@
                 <m:e>
                   <m:r>
                     <m:rPr>
+                      <m:scr m:val="double-struck"/>
                       <m:sty m:val="p"/>
                     </m:rPr>
                     <m:t>E</m:t>
@@ -6202,6 +6216,7 @@
               </m:r>
               <m:r>
                 <m:rPr>
+                  <m:scr m:val="double-struck"/>
                   <m:sty m:val="p"/>
                 </m:rPr>
                 <m:t>E</m:t>
@@ -6542,6 +6557,7 @@
               </m:r>
               <m:r>
                 <m:rPr>
+                  <m:scr m:val="double-struck"/>
                   <m:sty m:val="p"/>
                 </m:rPr>
                 <m:t>E</m:t>
@@ -6634,6 +6650,7 @@
               </m:r>
               <m:r>
                 <m:rPr>
+                  <m:scr m:val="double-struck"/>
                   <m:sty m:val="p"/>
                 </m:rPr>
                 <m:t>E</m:t>
@@ -7050,6 +7067,7 @@
           </m:limUpp>
           <m:r>
             <m:rPr>
+              <m:scr m:val="double-struck"/>
               <m:sty m:val="p"/>
             </m:rPr>
             <m:t>E</m:t>
@@ -7268,6 +7286,7 @@
       <m:oMath>
         <m:r>
           <m:rPr>
+            <m:scr m:val="double-struck"/>
             <m:sty m:val="p"/>
           </m:rPr>
           <m:t>E</m:t>
@@ -7426,6 +7445,7 @@
                     <m:e>
                       <m:r>
                         <m:rPr>
+                          <m:scr m:val="double-struck"/>
                           <m:sty m:val="p"/>
                         </m:rPr>
                         <m:t>E</m:t>
@@ -7516,6 +7536,7 @@
                     <m:e>
                       <m:r>
                         <m:rPr>
+                          <m:scr m:val="double-struck"/>
                           <m:sty m:val="p"/>
                         </m:rPr>
                         <m:t>E</m:t>
@@ -7569,6 +7590,7 @@
               </m:r>
               <m:r>
                 <m:rPr>
+                  <m:scr m:val="double-struck"/>
                   <m:sty m:val="p"/>
                 </m:rPr>
                 <m:t>E</m:t>
@@ -7800,6 +7822,7 @@
                 <m:e>
                   <m:r>
                     <m:rPr>
+                      <m:scr m:val="double-struck"/>
                       <m:sty m:val="p"/>
                     </m:rPr>
                     <m:t>E</m:t>
@@ -7853,6 +7876,7 @@
           </m:r>
           <m:r>
             <m:rPr>
+              <m:scr m:val="double-struck"/>
               <m:sty m:val="p"/>
             </m:rPr>
             <m:t>E</m:t>
@@ -8104,6 +8128,7 @@
       <m:oMath>
         <m:r>
           <m:rPr>
+            <m:scr m:val="double-struck"/>
             <m:sty m:val="p"/>
           </m:rPr>
           <m:t>E</m:t>
@@ -8153,6 +8178,7 @@
       <m:oMath>
         <m:r>
           <m:rPr>
+            <m:scr m:val="double-struck"/>
             <m:sty m:val="p"/>
           </m:rPr>
           <m:t>E</m:t>
@@ -8286,6 +8312,7 @@
           </m:r>
           <m:r>
             <m:rPr>
+              <m:scr m:val="double-struck"/>
               <m:sty m:val="p"/>
             </m:rPr>
             <m:t>E</m:t>
@@ -8346,6 +8373,7 @@
                 <m:e>
                   <m:r>
                     <m:rPr>
+                      <m:scr m:val="double-struck"/>
                       <m:sty m:val="p"/>
                     </m:rPr>
                     <m:t>E</m:t>
@@ -8497,6 +8525,7 @@
         </m:r>
         <m:r>
           <m:rPr>
+            <m:scr m:val="double-struck"/>
             <m:sty m:val="p"/>
           </m:rPr>
           <m:t>E</m:t>
@@ -8564,6 +8593,7 @@
       <m:oMath>
         <m:r>
           <m:rPr>
+            <m:scr m:val="double-struck"/>
             <m:sty m:val="p"/>
           </m:rPr>
           <m:t>E</m:t>
@@ -9223,6 +9253,7 @@
               </m:r>
               <m:r>
                 <m:rPr>
+                  <m:scr m:val="double-struck"/>
                   <m:sty m:val="p"/>
                 </m:rPr>
                 <m:t>E</m:t>
@@ -9338,6 +9369,7 @@
               </m:r>
               <m:r>
                 <m:rPr>
+                  <m:scr m:val="double-struck"/>
                   <m:sty m:val="p"/>
                 </m:rPr>
                 <m:t>E</m:t>
@@ -9552,6 +9584,7 @@
               </m:r>
               <m:r>
                 <m:rPr>
+                  <m:scr m:val="double-struck"/>
                   <m:sty m:val="p"/>
                 </m:rPr>
                 <m:t>E</m:t>
@@ -9782,6 +9815,7 @@
               </m:r>
               <m:r>
                 <m:rPr>
+                  <m:scr m:val="double-struck"/>
                   <m:sty m:val="p"/>
                 </m:rPr>
                 <m:t>E</m:t>
@@ -9933,6 +9967,7 @@
               </m:r>
               <m:r>
                 <m:rPr>
+                  <m:scr m:val="double-struck"/>
                   <m:sty m:val="p"/>
                 </m:rPr>
                 <m:t>E</m:t>
@@ -10256,6 +10291,7 @@
           </m:r>
           <m:r>
             <m:rPr>
+              <m:scr m:val="double-struck"/>
               <m:sty m:val="p"/>
             </m:rPr>
             <m:t>E</m:t>
@@ -10306,6 +10342,7 @@
           </m:r>
           <m:r>
             <m:rPr>
+              <m:scr m:val="double-struck"/>
               <m:sty m:val="p"/>
             </m:rPr>
             <m:t>E</m:t>
@@ -10505,6 +10542,7 @@
       <m:oMath>
         <m:r>
           <m:rPr>
+            <m:scr m:val="double-struck"/>
             <m:sty m:val="p"/>
           </m:rPr>
           <m:t>E</m:t>
@@ -10554,6 +10592,7 @@
       <m:oMath>
         <m:r>
           <m:rPr>
+            <m:scr m:val="double-struck"/>
             <m:sty m:val="p"/>
           </m:rPr>
           <m:t>E</m:t>
@@ -10684,6 +10723,7 @@
               </m:limUpp>
               <m:r>
                 <m:rPr>
+                  <m:scr m:val="double-struck"/>
                   <m:sty m:val="p"/>
                 </m:rPr>
                 <m:t>E</m:t>
@@ -10784,6 +10824,7 @@
               </m:r>
               <m:r>
                 <m:rPr>
+                  <m:scr m:val="double-struck"/>
                   <m:sty m:val="p"/>
                 </m:rPr>
                 <m:t>E</m:t>
@@ -10870,6 +10911,7 @@
               </m:r>
               <m:r>
                 <m:rPr>
+                  <m:scr m:val="double-struck"/>
                   <m:sty m:val="p"/>
                 </m:rPr>
                 <m:t>E</m:t>
@@ -10975,6 +11017,7 @@
               </m:r>
               <m:r>
                 <m:rPr>
+                  <m:scr m:val="double-struck"/>
                   <m:sty m:val="p"/>
                 </m:rPr>
                 <m:t>E</m:t>
@@ -11022,6 +11065,7 @@
               </m:r>
               <m:r>
                 <m:rPr>
+                  <m:scr m:val="double-struck"/>
                   <m:sty m:val="p"/>
                 </m:rPr>
                 <m:t>E</m:t>
@@ -11066,6 +11110,7 @@
               </m:r>
               <m:r>
                 <m:rPr>
+                  <m:scr m:val="double-struck"/>
                   <m:sty m:val="p"/>
                 </m:rPr>
                 <m:t>E</m:t>
@@ -11124,6 +11169,7 @@
               </m:r>
               <m:r>
                 <m:rPr>
+                  <m:scr m:val="double-struck"/>
                   <m:sty m:val="p"/>
                 </m:rPr>
                 <m:t>E</m:t>
@@ -11174,6 +11220,7 @@
               </m:r>
               <m:r>
                 <m:rPr>
+                  <m:scr m:val="double-struck"/>
                   <m:sty m:val="p"/>
                 </m:rPr>
                 <m:t>E</m:t>
@@ -11215,6 +11262,7 @@
               </m:r>
               <m:r>
                 <m:rPr>
+                  <m:scr m:val="double-struck"/>
                   <m:sty m:val="p"/>
                 </m:rPr>
                 <m:t>E</m:t>
@@ -11286,6 +11334,7 @@
               </m:r>
               <m:r>
                 <m:rPr>
+                  <m:scr m:val="double-struck"/>
                   <m:sty m:val="p"/>
                 </m:rPr>
                 <m:t>E</m:t>
@@ -11336,6 +11385,7 @@
               </m:r>
               <m:r>
                 <m:rPr>
+                  <m:scr m:val="double-struck"/>
                   <m:sty m:val="p"/>
                 </m:rPr>
                 <m:t>E</m:t>
@@ -11529,6 +11579,7 @@
           </m:r>
           <m:r>
             <m:rPr>
+              <m:scr m:val="double-struck"/>
               <m:sty m:val="p"/>
             </m:rPr>
             <m:t>E</m:t>
@@ -11579,6 +11630,7 @@
           </m:r>
           <m:r>
             <m:rPr>
+              <m:scr m:val="double-struck"/>
               <m:sty m:val="p"/>
             </m:rPr>
             <m:t>E</m:t>
@@ -12086,6 +12138,7 @@
       <m:oMath>
         <m:r>
           <m:rPr>
+            <m:scr m:val="double-struck"/>
             <m:sty m:val="p"/>
           </m:rPr>
           <m:t>E</m:t>
@@ -12136,6 +12189,7 @@
         </m:r>
         <m:r>
           <m:rPr>
+            <m:scr m:val="double-struck"/>
             <m:sty m:val="p"/>
           </m:rPr>
           <m:t>E</m:t>
@@ -15550,6 +15604,7 @@
             <m:e>
               <m:r>
                 <m:rPr>
+                  <m:scr m:val="double-struck"/>
                   <m:sty m:val="p"/>
                 </m:rPr>
                 <m:t>E</m:t>
@@ -15651,6 +15706,7 @@
                     <m:e>
                       <m:r>
                         <m:rPr>
+                          <m:scr m:val="double-struck"/>
                           <m:sty m:val="p"/>
                         </m:rPr>
                         <m:t>E</m:t>
@@ -15762,6 +15818,7 @@
             <m:e>
               <m:r>
                 <m:rPr>
+                  <m:scr m:val="double-struck"/>
                   <m:sty m:val="p"/>
                 </m:rPr>
                 <m:t>E</m:t>
@@ -15863,6 +15920,7 @@
                     <m:e>
                       <m:r>
                         <m:rPr>
+                          <m:scr m:val="double-struck"/>
                           <m:sty m:val="p"/>
                         </m:rPr>
                         <m:t>E</m:t>
@@ -16012,6 +16070,7 @@
             <m:e>
               <m:r>
                 <m:rPr>
+                  <m:scr m:val="double-struck"/>
                   <m:sty m:val="p"/>
                 </m:rPr>
                 <m:t>E</m:t>
@@ -16121,6 +16180,7 @@
               </m:r>
               <m:r>
                 <m:rPr>
+                  <m:scr m:val="double-struck"/>
                   <m:sty m:val="p"/>
                 </m:rPr>
                 <m:t>E</m:t>
@@ -16285,6 +16345,7 @@
               </m:r>
               <m:r>
                 <m:rPr>
+                  <m:scr m:val="double-struck"/>
                   <m:sty m:val="p"/>
                 </m:rPr>
                 <m:t>E</m:t>
@@ -16491,6 +16552,7 @@
               </m:r>
               <m:r>
                 <m:rPr>
+                  <m:scr m:val="double-struck"/>
                   <m:sty m:val="p"/>
                 </m:rPr>
                 <m:t>E</m:t>
@@ -16717,6 +16779,7 @@
               </m:r>
               <m:r>
                 <m:rPr>
+                  <m:scr m:val="double-struck"/>
                   <m:sty m:val="p"/>
                 </m:rPr>
                 <m:t>E</m:t>
@@ -16933,6 +16996,7 @@
               </m:r>
               <m:r>
                 <m:rPr>
+                  <m:scr m:val="double-struck"/>
                   <m:sty m:val="p"/>
                 </m:rPr>
                 <m:t>E</m:t>
@@ -17158,6 +17222,7 @@
               </m:r>
               <m:r>
                 <m:rPr>
+                  <m:scr m:val="double-struck"/>
                   <m:sty m:val="p"/>
                 </m:rPr>
                 <m:t>E</m:t>
@@ -17348,6 +17413,7 @@
               </m:r>
               <m:r>
                 <m:rPr>
+                  <m:scr m:val="double-struck"/>
                   <m:sty m:val="p"/>
                 </m:rPr>
                 <m:t>E</m:t>
@@ -17494,6 +17560,7 @@
               </m:r>
               <m:r>
                 <m:rPr>
+                  <m:scr m:val="double-struck"/>
                   <m:sty m:val="p"/>
                 </m:rPr>
                 <m:t>E</m:t>
@@ -17568,6 +17635,7 @@
               </m:r>
               <m:r>
                 <m:rPr>
+                  <m:scr m:val="double-struck"/>
                   <m:sty m:val="p"/>
                 </m:rPr>
                 <m:t>E</m:t>
@@ -17663,6 +17731,7 @@
                 <m:e>
                   <m:r>
                     <m:rPr>
+                      <m:scr m:val="double-struck"/>
                       <m:sty m:val="p"/>
                     </m:rPr>
                     <m:t>E</m:t>
@@ -17710,6 +17779,7 @@
               </m:r>
               <m:r>
                 <m:rPr>
+                  <m:scr m:val="double-struck"/>
                   <m:sty m:val="p"/>
                 </m:rPr>
                 <m:t>E</m:t>
@@ -17805,6 +17875,7 @@
                 <m:e>
                   <m:r>
                     <m:rPr>
+                      <m:scr m:val="double-struck"/>
                       <m:sty m:val="p"/>
                     </m:rPr>
                     <m:t>E</m:t>
@@ -17855,6 +17926,7 @@
               </m:r>
               <m:r>
                 <m:rPr>
+                  <m:scr m:val="double-struck"/>
                   <m:sty m:val="p"/>
                 </m:rPr>
                 <m:t>E</m:t>
@@ -18010,6 +18082,7 @@
               </m:r>
               <m:r>
                 <m:rPr>
+                  <m:scr m:val="double-struck"/>
                   <m:sty m:val="p"/>
                 </m:rPr>
                 <m:t>E</m:t>
@@ -18064,6 +18137,7 @@
               </m:r>
               <m:r>
                 <m:rPr>
+                  <m:scr m:val="double-struck"/>
                   <m:sty m:val="p"/>
                 </m:rPr>
                 <m:t>E</m:t>
@@ -18175,6 +18249,7 @@
               </m:r>
               <m:r>
                 <m:rPr>
+                  <m:scr m:val="double-struck"/>
                   <m:sty m:val="p"/>
                 </m:rPr>
                 <m:t>E</m:t>
@@ -18412,6 +18487,7 @@
               </m:r>
               <m:r>
                 <m:rPr>
+                  <m:scr m:val="double-struck"/>
                   <m:sty m:val="p"/>
                 </m:rPr>
                 <m:t>E</m:t>
@@ -19275,6 +19351,7 @@
             <m:e>
               <m:r>
                 <m:rPr>
+                  <m:scr m:val="double-struck"/>
                   <m:sty m:val="p"/>
                 </m:rPr>
                 <m:t>E</m:t>
@@ -19527,6 +19604,7 @@
       <m:oMath>
         <m:r>
           <m:rPr>
+            <m:scr m:val="double-struck"/>
             <m:sty m:val="p"/>
           </m:rPr>
           <m:t>E</m:t>
@@ -19691,6 +19769,7 @@
               </m:r>
               <m:r>
                 <m:rPr>
+                  <m:scr m:val="double-struck"/>
                   <m:sty m:val="p"/>
                 </m:rPr>
                 <m:t>E</m:t>
@@ -19841,6 +19920,7 @@
               </m:r>
               <m:r>
                 <m:rPr>
+                  <m:scr m:val="double-struck"/>
                   <m:sty m:val="p"/>
                 </m:rPr>
                 <m:t>E</m:t>
@@ -20336,6 +20416,7 @@
       <m:oMath>
         <m:r>
           <m:rPr>
+            <m:scr m:val="double-struck"/>
             <m:sty m:val="p"/>
           </m:rPr>
           <m:t>E</m:t>
@@ -20521,6 +20602,7 @@
               </m:r>
               <m:r>
                 <m:rPr>
+                  <m:scr m:val="double-struck"/>
                   <m:sty m:val="p"/>
                 </m:rPr>
                 <m:t>E</m:t>
@@ -20605,6 +20687,7 @@
       <m:oMath>
         <m:r>
           <m:rPr>
+            <m:scr m:val="double-struck"/>
             <m:sty m:val="p"/>
           </m:rPr>
           <m:t>E</m:t>
@@ -21165,6 +21248,7 @@
         <m:oMath>
           <m:r>
             <m:rPr>
+              <m:scr m:val="double-struck"/>
               <m:sty m:val="p"/>
             </m:rPr>
             <m:t>E</m:t>
@@ -21598,6 +21682,7 @@
           </m:limUpp>
           <m:r>
             <m:rPr>
+              <m:scr m:val="double-struck"/>
               <m:sty m:val="p"/>
             </m:rPr>
             <m:t>E</m:t>
@@ -22036,6 +22121,7 @@
               </m:r>
               <m:r>
                 <m:rPr>
+                  <m:scr m:val="double-struck"/>
                   <m:sty m:val="p"/>
                 </m:rPr>
                 <m:t>E</m:t>
@@ -22104,6 +22190,7 @@
               </m:r>
               <m:r>
                 <m:rPr>
+                  <m:scr m:val="double-struck"/>
                   <m:sty m:val="p"/>
                 </m:rPr>
                 <m:t>E</m:t>
@@ -22251,6 +22338,7 @@
               </m:r>
               <m:r>
                 <m:rPr>
+                  <m:scr m:val="double-struck"/>
                   <m:sty m:val="p"/>
                 </m:rPr>
                 <m:t>E</m:t>
